--- a/javoblar/032.docx
+++ b/javoblar/032.docx
@@ -8,7 +8,7 @@
         <w:spacing w:after="200"/>
       </w:pPr>
       <w:r>
-        <w:t xml:space="preserve">32. Dezinfeksiya, dezinseksiya va deratizatsiya usullari (preparat va vositalar)</w:t>
+        <w:t xml:space="preserve">32. Vaksinalarni saqlash va tashishga qo'yilgan talablar. Sovuqlik zanjiri va uning ahamiyati</w:t>
       </w:r>
     </w:p>
     <w:p>
@@ -17,7 +17,7 @@
         <w:jc w:val="both"/>
       </w:pPr>
       <w:r>
-        <w:t xml:space="preserve">Dezinfeksiya, dezinseksiya va deratizatsiya — epidemik jarayonning yuqish mexanizmiga ta'sir qiluvchi o'zaro bog'liq tadbirlar majmui bo'lib, O'zbekiston Respublikasida ular SanQvaN 0090-25 bilan tartibga solinadi [1]. Ushbu tadbirlar birgalikda tashqi muhitdagi qo'zg'atuvchilarni (dezinfeksiya), ularni tashuvchi bo'g'imoyoqlilarni (dezinseksiya) va rezervuar hamda tashuvchi bo'luvchi kemiruvchilarni (deratizatsiya) nazorat qilishga xizmat qiladi. Har bir tadbir o'ziga xos maqsad, usul va vositalarga ega bo'lsa-da, ko'pincha yagona kompleks sifatida rejalashtiriladi [1]. Uch tadbirni birlashtirgan holda olib borish ayniqsa transmissiv va tabiiy o'choqli kasalliklarda samaralidir, chunki bunday kasalliklarda qo'zg'atuvchi, uni tashuvchi hasharot va rezervuar kemiruvchi birgalikda yuqish zanjirini tashkil etadi. Shu bois faqat bittasiga ta'sir qilish ko'pincha yetarli bo'lmaydi va kompleks yondashuv talab etiladi.</w:t>
+        <w:t xml:space="preserve">Vaksinalar — biologik faol immunobiologik preparatlar bo'lib, ularning samaradorligi to'g'ri harorat sharoitida saqlanishiga bevosita bog'liq. Harorat rejimining buzilishi vaksina faolligini (immunogenligini) qaytarib bo'lmas darajada pasaytiradi, natijada emlash samarasiz bo'lib qoladi. Shu sababli vaksinalarni ishlab chiqarilgan joydan emlash nuqtasigacha uzluksiz nazorat qilinadigan harorat sharoitida yetkazish tizimi — sovuqlik zanjiri — immunprofilaktikaning asosiy shartlaridan biridir [1][2]. Vaksinalar yorug'likka ham sezgir bo'lishi mumkin, shu bois ularni to'g'ridan-to'g'ri quyosh nuridan va kuchli sun'iy yorug'likdan himoya qilish talab etiladi. Bu omillarning barchasi vaksinaning biologik faolligini — ya'ni organizmda immun javob uyg'otish qobiliyatini saqlashga qaratilgan.</w:t>
       </w:r>
     </w:p>
     <w:p>
@@ -26,7 +26,7 @@
         <w:spacing w:after="80" w:before="160"/>
       </w:pPr>
       <w:r>
-        <w:t xml:space="preserve">Dezinfeksiya usullari va vositalari</w:t>
+        <w:t xml:space="preserve">Sovuqlik zanjiri tushunchasi</w:t>
       </w:r>
     </w:p>
     <w:p>
@@ -35,7 +35,25 @@
         <w:jc w:val="both"/>
       </w:pPr>
       <w:r>
-        <w:t xml:space="preserve">Dezinfeksiya — tashqi muhitdagi patogen mikroorganizmlarni yo'q qilishga qaratilgan. Uning asosiy usullari quyidagilar:</w:t>
+        <w:t xml:space="preserve">Sovuqlik zanjiri — vaksinalarni ishlab chiqaruvchidan to iste'molchiga (emlanuvchiga) qadar barcha bosqichlarda JSST tomonidan tavsiya etilgan harorat oralig'ida saqlash va tashishni ta'minlovchi uzluksiz tizimdir [2]. Bu tizim o'zaro bog'langan jihozlar, tashish vositalari, malakali xodimlar va nazorat tartiblaridan iborat. Zanjirning uzluksizligi — uning mohiyati: biror bosqichda harorat buzilsa, butun zanjir buzilgan hisoblanadi. Jahon sog'liqni saqlash tashkiloti va JSSTning Kengaytirilgan immunizatsiya dasturi (EPI) sovuqlik zanjiriga qat'iy talablar qo'yadi [2]. Sovuqlik zanjiri uch tarkibiy qismdan iborat deb qaraladi: jihozlar (sovutuvchi uskunalar), tashish vositalari va malakali kadrlar hamda nazorat tartiblari. Ularning har biri uzluksiz ishlashi zarur, aks holda vaksina sifati xavf ostida qoladi. Milliy darajadan tuman va qishloq darajasigacha bo'lgan har bir bo'g'inda harorat rejimi saqlanishi kerak.</w:t>
+      </w:r>
+    </w:p>
+    <w:p>
+      <w:pPr>
+        <w:pStyle w:val="Heading2"/>
+        <w:spacing w:after="80" w:before="160"/>
+      </w:pPr>
+      <w:r>
+        <w:t xml:space="preserve">Saqlash harorati</w:t>
+      </w:r>
+    </w:p>
+    <w:p>
+      <w:pPr>
+        <w:spacing w:after="120"/>
+        <w:jc w:val="both"/>
+      </w:pPr>
+      <w:r>
+        <w:t xml:space="preserve">Ko'pchilik vaksinalar uchun standart saqlash harorati +2°C dan +8°C gacha bo'lgan oraliqdir [2]. Ayrim vaksinalar o'ta past haroratni talab qiladi: masalan, ba'zi mRNK vaksinalar -60°C dan -80°C gacha haroratda saqlanadi va eritilgach cheklangan muddat ichida ishlatilishi kerak [2]. O'ta past haroratni talab qiluvchi vaksinalar maxsus ultra-sovutuvchi jihozlar va quruq muz yordamida saqlanadi hamda tashiladi. Vaksinalarni saqlashda quyidagi asosiy tamoyillarga rioya qilinadi:</w:t>
       </w:r>
     </w:p>
     <w:p>
@@ -43,12 +61,12 @@
         <w:pStyle w:val="ListParagraph"/>
         <w:numPr>
           <w:ilvl w:val="0"/>
-          <w:numId w:val="2"/>
+          <w:numId w:val="101"/>
         </w:numPr>
         <w:spacing w:after="40"/>
       </w:pPr>
       <w:r>
-        <w:t xml:space="preserve">mexanik — yuvish, changyutish, shamollatish, iflos qatlamni olib tashlash;</w:t>
+        <w:t xml:space="preserve">harorat belgilangan oraliqda, uzluksiz ushlab turilishi;</w:t>
       </w:r>
     </w:p>
     <w:p>
@@ -56,12 +74,12 @@
         <w:pStyle w:val="ListParagraph"/>
         <w:numPr>
           <w:ilvl w:val="0"/>
-          <w:numId w:val="2"/>
+          <w:numId w:val="101"/>
         </w:numPr>
         <w:spacing w:after="40"/>
       </w:pPr>
       <w:r>
-        <w:t xml:space="preserve">fizik — qaynatish, bug', quruq issiq havo, ultrabinafsha nurlanish;</w:t>
+        <w:t xml:space="preserve">aksariyat vaksinalarni muzlatish qat'iyan taqiqlanishi (muzlash adsorbsiyalangan vaksinalarni buzadi);</w:t>
       </w:r>
     </w:p>
     <w:p>
@@ -69,12 +87,12 @@
         <w:pStyle w:val="ListParagraph"/>
         <w:numPr>
           <w:ilvl w:val="0"/>
-          <w:numId w:val="2"/>
+          <w:numId w:val="101"/>
         </w:numPr>
         <w:spacing w:after="40"/>
       </w:pPr>
       <w:r>
-        <w:t xml:space="preserve">kimyoviy — dezinfeksiyalovchi eritmalar bilan ishlov berish;</w:t>
+        <w:t xml:space="preserve">vaksinalarni muddati bo'yicha, avval yaroqlilik muddati tugaydiganini oldin ishlatish tartibida joylashtirish;</w:t>
       </w:r>
     </w:p>
     <w:p>
@@ -82,12 +100,12 @@
         <w:pStyle w:val="ListParagraph"/>
         <w:numPr>
           <w:ilvl w:val="0"/>
-          <w:numId w:val="2"/>
+          <w:numId w:val="101"/>
         </w:numPr>
         <w:spacing w:after="40"/>
       </w:pPr>
       <w:r>
-        <w:t xml:space="preserve">biologik — mikroorganizmlar va ularning mahsulotlaridan foydalanish (asosan oqova suvlarni tozalashda).</w:t>
+        <w:t xml:space="preserve">muzlatgichda vaksinalarni havo aylanishini ta'minlab, devorlarga tegizmay saqlash.</w:t>
       </w:r>
     </w:p>
     <w:p>
@@ -96,7 +114,25 @@
         <w:jc w:val="both"/>
       </w:pPr>
       <w:r>
-        <w:t xml:space="preserve">Kimyoviy dezinfeksiya vositalari kimyoviy tabiatiga ko'ra bir necha guruhga bo'linadi [2]:</w:t>
+        <w:t xml:space="preserve">Muzlashga sezgir vaksinalar (masalan, adsorbsiyalangan AKDS, gepatit B, pentavalent) uchun muzlash yuqori haroratdan ko'ra xavfliroq, chunki muzlagan vaksina tashqi ko'rinishidan yaroqli ko'rinsa-da, samaradorligini butunlay yo'qotgan bo'ladi [2]. Muzlash gumoni bo'lgan adsorbsiyalangan vaksinalarni tekshirish uchun maxsus "chayqatish sinovi" (shake test) qo'llaniladi: muzlab, so'ng erigan vaksina cho'kma hosil qiladi va yaroqsiz hisoblanadi. Tirik vaksinalar (masalan, qizamiqqa qarshi) esa aksincha, issiqlikka sezgirroq va muzlatishga chidamli bo'lishi mumkin; shu bois har bir vaksina uchun ishlab chiqaruvchining ko'rsatmalariga rioya qilinadi.</w:t>
+      </w:r>
+    </w:p>
+    <w:p>
+      <w:pPr>
+        <w:pStyle w:val="Heading2"/>
+        <w:spacing w:after="80" w:before="160"/>
+      </w:pPr>
+      <w:r>
+        <w:t xml:space="preserve">Tashish talablari</w:t>
+      </w:r>
+    </w:p>
+    <w:p>
+      <w:pPr>
+        <w:spacing w:after="120"/>
+        <w:jc w:val="both"/>
+      </w:pPr>
+      <w:r>
+        <w:t xml:space="preserve">Vaksinalarni tashishda ham sovuqlik zanjiri saqlanadi. Tashish uchun maxsus jihozlar qo'llaniladi:</w:t>
       </w:r>
     </w:p>
     <w:p>
@@ -104,12 +140,12 @@
         <w:pStyle w:val="ListParagraph"/>
         <w:numPr>
           <w:ilvl w:val="0"/>
-          <w:numId w:val="2"/>
+          <w:numId w:val="102"/>
         </w:numPr>
         <w:spacing w:after="40"/>
       </w:pPr>
       <w:r>
-        <w:t xml:space="preserve">galogen saqlovchi — xlor va yod birikmalari;</w:t>
+        <w:t xml:space="preserve">sovutuvchi kameralar va muzlatgichli avtomobillar — katta hajmdagi tashish uchun;</w:t>
       </w:r>
     </w:p>
     <w:p>
@@ -117,12 +153,12 @@
         <w:pStyle w:val="ListParagraph"/>
         <w:numPr>
           <w:ilvl w:val="0"/>
-          <w:numId w:val="2"/>
+          <w:numId w:val="102"/>
         </w:numPr>
         <w:spacing w:after="40"/>
       </w:pPr>
       <w:r>
-        <w:t xml:space="preserve">kislorod saqlovchi — vodorod peroksid, perborat;</w:t>
+        <w:t xml:space="preserve">termokonteyner va sovutuvchi qutilar (cold box) — o'rta masofa uchun;</w:t>
       </w:r>
     </w:p>
     <w:p>
@@ -130,12 +166,12 @@
         <w:pStyle w:val="ListParagraph"/>
         <w:numPr>
           <w:ilvl w:val="0"/>
-          <w:numId w:val="2"/>
+          <w:numId w:val="102"/>
         </w:numPr>
         <w:spacing w:after="40"/>
       </w:pPr>
       <w:r>
-        <w:t xml:space="preserve">sirt-faol moddalar — chetvertichli ammoniy birikmalari;</w:t>
+        <w:t xml:space="preserve">vaksina tashish sumkalari (vaccine carrier) — emlash nuqtasigacha olib borish uchun;</w:t>
       </w:r>
     </w:p>
     <w:p>
@@ -143,25 +179,12 @@
         <w:pStyle w:val="ListParagraph"/>
         <w:numPr>
           <w:ilvl w:val="0"/>
-          <w:numId w:val="2"/>
+          <w:numId w:val="102"/>
         </w:numPr>
         <w:spacing w:after="40"/>
       </w:pPr>
       <w:r>
-        <w:t xml:space="preserve">aldegidlar — glutaraldegid va formaldegid;</w:t>
-      </w:r>
-    </w:p>
-    <w:p>
-      <w:pPr>
-        <w:pStyle w:val="ListParagraph"/>
-        <w:numPr>
-          <w:ilvl w:val="0"/>
-          <w:numId w:val="2"/>
-        </w:numPr>
-        <w:spacing w:after="40"/>
-      </w:pPr>
-      <w:r>
-        <w:t xml:space="preserve">spirtlar hamda fenol birikmalari.</w:t>
+        <w:t xml:space="preserve">muzli akkumulyatorlar (ice-pack) — haroratni ushlab turuvchi element.</w:t>
       </w:r>
     </w:p>
     <w:p>
@@ -170,7 +193,7 @@
         <w:jc w:val="both"/>
       </w:pPr>
       <w:r>
-        <w:t xml:space="preserve">SanQvaN 0090-25 ga ko'ra, dezinfeksiya vositasining xavf sinfi hisobga olinadi va inson hamda atrof-muhit xavfsizligi uchun kam zaharli, III–IV xavf sinfidagi vositalardan foydalanish tavsiya etiladi [1]. Vositani tanlashda uning faollik spektri (qaysi qo'zg'atuvchilarga ta'sir qilishi), ta'sir tezligi, obyekt materiallariga ta'siri (korroziya yoki shikastlanish) va iqtisodiy jihatlari ham hisobga olinadi. Ideal vosita keng ta'sir spektriga ega, tez ta'sir qiluvchi, xavfsiz va qulay bo'lishi kerak, biroq amalda barcha xususiyatlarni bir vositada birlashtirish qiyin [2].</w:t>
+        <w:t xml:space="preserve">Tashish davomida harorat indikatorlari va muzlashdan himoyalovchi vositalar ishlatiladi. JSST muzlashning oldini oluvchi maxsus sovutuvchi qutilar va sumkalarni tavsiya etadi, chunki muzlash vaksina uchun jiddiy xavf tug'diradi [2]. Tashish vaqti imkon qadar qisqartiriladi, muz akkumulyatorlari esa oldindan to'g'ri konditsiyalanadi — ya'ni muzdan chiqarilib, ularning sirtida kondensat paydo bo'lguncha ushlab turiladi, shunda vaksina haddan ortiq sovib muzlab qolmaydi. Emlash seansi davomida ochilgan vaksinalar sovutuvchi element ustida saqlanadi va belgilangan vaqtdan oshib ketganlar ishlatilmaydi.</w:t>
       </w:r>
     </w:p>
     <w:p>
@@ -179,7 +202,7 @@
         <w:spacing w:after="80" w:before="160"/>
       </w:pPr>
       <w:r>
-        <w:t xml:space="preserve">Dezinseksiya usullari va vositalari</w:t>
+        <w:t xml:space="preserve">Harorat nazorati</w:t>
       </w:r>
     </w:p>
     <w:p>
@@ -188,59 +211,16 @@
         <w:jc w:val="both"/>
       </w:pPr>
       <w:r>
-        <w:t xml:space="preserve">Dezinseksiya — patogen mikroorganizmlar tashuvchisi bo'lgan qon so'ruvchi bo'g'imoyoqlilar va boshqa hasharotlarni yo'q qilishga qaratilgan [1]. Dezinseksiya usullari:</w:t>
-      </w:r>
-    </w:p>
-    <w:p>
-      <w:pPr>
-        <w:pStyle w:val="ListParagraph"/>
-        <w:numPr>
-          <w:ilvl w:val="0"/>
-          <w:numId w:val="2"/>
-        </w:numPr>
-        <w:spacing w:after="40"/>
-      </w:pPr>
-      <w:r>
-        <w:t xml:space="preserve">mexanik — tutish, lipuchka, to'r, changyutish, derazaga to'r o'rnatish, sanitariya holatini saqlash;</w:t>
-      </w:r>
-    </w:p>
-    <w:p>
-      <w:pPr>
-        <w:pStyle w:val="ListParagraph"/>
-        <w:numPr>
-          <w:ilvl w:val="0"/>
-          <w:numId w:val="2"/>
-        </w:numPr>
-        <w:spacing w:after="40"/>
-      </w:pPr>
-      <w:r>
-        <w:t xml:space="preserve">fizik — yuqori harorat (qaynatish, bug', kameralar) bilan hasharot va tuxumlarini yo'q qilish;</w:t>
-      </w:r>
-    </w:p>
-    <w:p>
-      <w:pPr>
-        <w:pStyle w:val="ListParagraph"/>
-        <w:numPr>
-          <w:ilvl w:val="0"/>
-          <w:numId w:val="2"/>
-        </w:numPr>
-        <w:spacing w:after="40"/>
-      </w:pPr>
-      <w:r>
-        <w:t xml:space="preserve">kimyoviy — insektitsidlar (hasharotlarga) va akaritsidlar (kanalarga) qo'llash;</w:t>
-      </w:r>
-    </w:p>
-    <w:p>
-      <w:pPr>
-        <w:pStyle w:val="ListParagraph"/>
-        <w:numPr>
-          <w:ilvl w:val="0"/>
-          <w:numId w:val="2"/>
-        </w:numPr>
-        <w:spacing w:after="40"/>
-      </w:pPr>
-      <w:r>
-        <w:t xml:space="preserve">biologik — tabiiy kushandalar va bakterial preparatlardan foydalanish.</w:t>
+        <w:t xml:space="preserve">Sovuqlik zanjirining ishonchliligi doimiy harorat nazoratiga asoslanadi. Buning uchun termometrlar, haroratni qayd etuvchi jurnallar, elektron data-loggerlar va vaksina monitoring kartalari (VVM — vaccine vial monitor) ishlatiladi. VVM vaksina flakoniga joylashtirilgan maxsus indikator bo'lib, u vaksina qancha vaqt issiqlikka ta'sirlanganini ko'rsatadi. Harorat buzilishi aniqlansa, tegishli vaksinalar darhol alohida ajratiladi va ularning yaroqliligi ishlab chiqaruvchi ko'rsatmalari asosida baholanadi. Nazorat natijalari muntazam hujjatlashtiriladi [1][2]. Muzlatgichlarda harorat kuniga kamida ikki marta o'lchanib, maxsus jurnalda qayd etiladi; elektr ta'minoti uzilishiga qarshi zaxira manbalar va muz akkumulyatorlari tayyor turadi. Vaksinalarni muzlatgichda to'g'ri joylashtirish ham muhim: eshikdagi javonlarda vaksina saqlanmaydi, chunki u yerda harorat beqaror bo'ladi.</w:t>
+      </w:r>
+    </w:p>
+    <w:p>
+      <w:pPr>
+        <w:pStyle w:val="Heading2"/>
+        <w:spacing w:after="80" w:before="160"/>
+      </w:pPr>
+      <w:r>
+        <w:t xml:space="preserve">Sovuqlik zanjirining ahamiyati</w:t>
       </w:r>
     </w:p>
     <w:p>
@@ -249,7 +229,7 @@
         <w:jc w:val="both"/>
       </w:pPr>
       <w:r>
-        <w:t xml:space="preserve">Kimyoviy insektitsidlar ta'sir mexanizmiga ko'ra kontakt, ichak va fumigant turlarga bo'linadi va changlar, eritmalar, aerozollar hamda donador shaklda qo'llaniladi [2]. Dezinseksiya tadbirlari obyektlarda ish vaqti tugaganidan so'ng yoki dam olish kunlarida o'tkaziladi, bu odamlarning insektitsid bilan keraksiz kontaktining oldini oladi; vositalar oziq-ovqat mahsulotlariga tushmasligi ta'minlanadi, tushgan taqdirda mahsulot yo'q qilinadi [1]. SanQvaN 0090-25 dezinseksiya samaradorligining aniq mezonlarini belgilaydi: tadbir samarali hisoblanishi uchun bir sutka davomida bitta yopishqoq qog'ozda 1 dona lichinka, g'umbak yoki qanotli pashsha aniqlanishi, oqova suvlar tarmog'i bo'lmagan hududlarda esa ularning soni 3–5 donadan oshmasligi kerak [1].</w:t>
+        <w:t xml:space="preserve">Sovuqlik zanjirining ahamiyati immunprofilaktikaning yakuniy samarasini belgilashida namoyon bo'ladi. Harorat rejimi buzilgan vaksina bilan emlangan shaxs himoyalanmagan bo'lib qoladi, biroq bu rasman emlangan deb hisoblanadi — bu esa aholining haqiqiy immun qatlamini pasaytiradi va boshqariladigan kasalliklarning avj olishiga sabab bo'lishi mumkin. Shu bois sovuqlik zanjiri buzilishi nafaqat vaksinaning iqtisodiy yo'qotilishi, balki jiddiy epidemiologik xavf hamdir. Sovuqlik zanjirini ta'minlash immunprofilaktika dasturining ishonchliligi va aholi ishonchining asosidir [1][2]. Sovuqlik zanjiri buzilishining oldini olish uchun xodimlar maxsus o'qitiladi, jihozlar muntazam texnik ko'rikdan o'tkaziladi va zaxira quvvatlar ta'minlanadi. Shuningdek, vaksinalarni haddan tashqari ko'p zaxiralab qo'ymaslik tavsiya etiladi, chunki bu saqlash xavfini va yaroqlilik muddati o'tib ketish ehtimolini oshiradi. To'g'ri boshqarilgan zaxira va aylanma tizim isrofgarchilikni kamaytiradi.</w:t>
       </w:r>
     </w:p>
     <w:p>
@@ -258,7 +238,7 @@
         <w:spacing w:after="80" w:before="160"/>
       </w:pPr>
       <w:r>
-        <w:t xml:space="preserve">Deratizatsiya usullari va vositalari</w:t>
+        <w:t xml:space="preserve">Xulosa</w:t>
       </w:r>
     </w:p>
     <w:p>
@@ -267,104 +247,7 @@
         <w:jc w:val="both"/>
       </w:pPr>
       <w:r>
-        <w:t xml:space="preserve">Deratizatsiya — kemiruvchilar va ularning ektoparazitlarini yo'q qilish, ko'payishini nazorat qilish hamda ular tarqatadigan kasalliklar (o'lat, leptospiroz, salmonellyoz va boshqalar) ning oldini olishga qaratilgan tadbirlar majmuidir [1]. Deratizatsiya usullari quyidagilardan iborat:</w:t>
-      </w:r>
-    </w:p>
-    <w:p>
-      <w:pPr>
-        <w:pStyle w:val="ListParagraph"/>
-        <w:numPr>
-          <w:ilvl w:val="0"/>
-          <w:numId w:val="2"/>
-        </w:numPr>
-        <w:spacing w:after="40"/>
-      </w:pPr>
-      <w:r>
-        <w:t xml:space="preserve">mexanik — qopqonlar, tuzoqlar va boshqa maxsus moslamalar yordamida kemiruvchilarni tutish;</w:t>
-      </w:r>
-    </w:p>
-    <w:p>
-      <w:pPr>
-        <w:pStyle w:val="ListParagraph"/>
-        <w:numPr>
-          <w:ilvl w:val="0"/>
-          <w:numId w:val="2"/>
-        </w:numPr>
-        <w:spacing w:after="40"/>
-      </w:pPr>
-      <w:r>
-        <w:t xml:space="preserve">kimyoviy — rodentitsid vositalar (zaharli xo'raklar) yordamida kemiruvchilarni nobud qilish;</w:t>
-      </w:r>
-    </w:p>
-    <w:p>
-      <w:pPr>
-        <w:pStyle w:val="ListParagraph"/>
-        <w:numPr>
-          <w:ilvl w:val="0"/>
-          <w:numId w:val="2"/>
-        </w:numPr>
-        <w:spacing w:after="40"/>
-      </w:pPr>
-      <w:r>
-        <w:t xml:space="preserve">biologik — tabiiy dushmanlar va maxsus bakterial preparatlardan foydalanish;</w:t>
-      </w:r>
-    </w:p>
-    <w:p>
-      <w:pPr>
-        <w:pStyle w:val="ListParagraph"/>
-        <w:numPr>
-          <w:ilvl w:val="0"/>
-          <w:numId w:val="2"/>
-        </w:numPr>
-        <w:spacing w:after="40"/>
-      </w:pPr>
-      <w:r>
-        <w:t xml:space="preserve">profilaktik (sanitariya-texnik) — binolarni kemiruvchilar kirishidan himoyalash, teshiklarni berkitish, oziq-ovqat va chiqindilarni to'g'ri saqlash.</w:t>
-      </w:r>
-    </w:p>
-    <w:p>
-      <w:pPr>
-        <w:spacing w:after="120"/>
-        <w:jc w:val="both"/>
-      </w:pPr>
-      <w:r>
-        <w:t xml:space="preserve">SanQvaN 0090-25 ga ko'ra, rodentitsid xo'raklar odamlar va uy hayvonlarining kirishiga yo'l qo'ymaydigan joylarda raqamlangan konteynerlarga joylashtirilishi, ularning atrof-muhitga va oziq-ovqat mahsulotlariga tarqalishiga yo'l qo'yilmasligi lozim [1]. Bu talab rodentitsidlarning zaharli ta'siridan odamlar va hayvonlarni himoya qiladi. Deratizatsiyada profilaktik (sanitariya-texnik) choralar alohida ahamiyatga ega, chunki kemiruvchilarni oziq-ovqat va boshpanadan mahrum qilish ularning ko'payishini cheklaydi; faqat zaharli xo'rakka tayanish esa vaqtincha natija beradi, sanitariya holati yaxshilanmasa, kemiruvchilar soni qayta tiklanadi.</w:t>
-      </w:r>
-    </w:p>
-    <w:p>
-      <w:pPr>
-        <w:pStyle w:val="Heading2"/>
-        <w:spacing w:after="80" w:before="160"/>
-      </w:pPr>
-      <w:r>
-        <w:t xml:space="preserve">Xavfsizlik va samaradorlik</w:t>
-      </w:r>
-    </w:p>
-    <w:p>
-      <w:pPr>
-        <w:spacing w:after="120"/>
-        <w:jc w:val="both"/>
-      </w:pPr>
-      <w:r>
-        <w:t xml:space="preserve">Barcha uch tadbirda ham vositalarning xavf sinfi hisobga olinadi va inson hamda atrof-muhitga zarar yetkazmaslik ta'minlanadi [1]. Xodimlar maxsus kiyim va shaxsiy himoya vositalaridan foydalanadi, vositalar to'g'ri saqlanadi, tashiladi va belgilangan konsentratsiyada qo'llaniladi [1][2]. Samaradorlik aniq mezonlar bo'yicha baholanadi: dezinfeksiyada bakteriologik nazorat, dezinseksiyada hasharotlar sonining kamayishi, deratizatsiyada kemiruvchilar faolligining pasayishi. Vositalarga chidamlilik rivojlanishining oldini olish uchun ularni almashtirib turish tavsiya etiladi [2]. Dezinseksiya va deratizatsiyada bu muammo ayniqsa dolzarb: hasharotlar insektitsidlarga, kemiruvchilar esa rodentitsidlarga nisbatan chidamlilik hosil qilishi mumkin, shu bois entomologik va zoologik monitoring olib borilib, vositalar davriy almashtiriladi [2]. Tadbirlar hujjatlashtiriladi, ularning borishi va natijasi muntazam qayd etiladi; bu sifat nazorati va keyingi rejalashtirish uchun zarur. Barcha tadbirlar davlat sanitariya nazorati ostida amalga oshiriladi [1].</w:t>
-      </w:r>
-    </w:p>
-    <w:p>
-      <w:pPr>
-        <w:pStyle w:val="Heading2"/>
-        <w:spacing w:after="80" w:before="160"/>
-      </w:pPr>
-      <w:r>
-        <w:t xml:space="preserve">Xulosa</w:t>
-      </w:r>
-    </w:p>
-    <w:p>
-      <w:pPr>
-        <w:spacing w:after="120"/>
-        <w:jc w:val="both"/>
-      </w:pPr>
-      <w:r>
-        <w:t xml:space="preserve">Dezinfeksiya (qo'zg'atuvchilarga qarshi), dezinseksiya (bo'g'imoyoqlilarga qarshi) va deratizatsiya (kemiruvchilarga qarshi) — yuqish mexanizmini uzishga qaratilgan o'zaro bog'liq tadbirlar bo'lib, har biri mexanik, fizik, kimyoviy va biologik usullarda amalga oshiriladi. Ularning tartibi, vositalari va samaradorlik mezonlari O'zbekistonda SanQvaN 0090-25 bilan belgilangan [1]. Dezinfeksiya vositalari kimyoviy guruhlar bo'yicha, insektitsidlar ta'sir mexanizmi bo'yicha, rodentitsidlar esa qo'llash shakli bo'yicha farqlanadi [2]. Vositalarning xavf sinfini hisobga olish, xavfsizlik qoidalariga rioya qilish va samaradorlikni nazorat qilish bu tadbirlarning ishonchliligini ta'minlaydi. Vrach-epidemiolog uchun bu uch tadbirning usullari, vositalari va samaradorlik mezonlarini bilish epidemiyaga qarshi kurashni to'g'ri tashkil etishning muhim shartidir, chunki ko'plab infeksiyalarning oldini olish aynan tashqi muhitdagi qo'zg'atuvchi, tashuvchi va rezervuarni birgalikda nazorat qilishga bog'liq.</w:t>
+        <w:t xml:space="preserve">Vaksinalar samaradorligini saqlashi uchun ularni ishlab chiqarishdan emlashgacha bo'lgan barcha bosqichlarda uzluksiz harorat nazorati ostida — aksariyat vaksinalar uchun +2°C dan +8°C gacha oraliqda saqlash va tashish zarur. Bu uzluksiz tizim sovuqlik zanjiri deb ataladi. Muzlatish ko'pchilik vaksinalar uchun xavfli, harorat nazorati esa maxsus jihozlar va hujjatlashtirish orqali amalga oshiriladi. Sovuqlik zanjirining buzilishi vaksinani yaroqsiz qiladi va epidemiologik xavf tug'diradi; shu bois uning uzluksizligini ta'minlash immunprofilaktikaning hal qiluvchi shartidir. Vrach-epidemiolog uchun sovuqlik zanjiri talablarini bilish va nazorat qilish emlash ishining sifatini kafolatlashning muhim qismidir.</w:t>
       </w:r>
     </w:p>
     <w:p>
@@ -386,7 +269,7 @@
         <w:spacing w:after="40"/>
       </w:pPr>
       <w:r>
-        <w:t xml:space="preserve">SanQvaN 0090-25. Dezinfeksiya tadbirlarini o'tkazish, dezinfeksiya xizmatini amalga oshiruvchi tashkilotlarni joylashtirish hamda ularning xonalari va jihozlariga, dezinfeksiya vositalarini saqlash, tashish va ulardan foydalanishga oid sanitariya qoidalari, normalari va gigiyena normativlari. O'zR SSV huzuridagi SEO va JSQ qo'mitasi, 2025-yil 5-may, 8-son qaror (Adliya vazirligida 03.06.2025, № 350). URL: https://lex.uz/docs/-7556121</w:t>
+        <w:t xml:space="preserve">World Health Organization. Immunization in practice; Safe vaccine handling, cold chain and immunizations. Geneva: WHO. URL: https://www.who.int/teams/immunization-vaccines-and-biologicals</w:t>
       </w:r>
     </w:p>
     <w:p>
@@ -399,7 +282,7 @@
         <w:spacing w:after="40"/>
       </w:pPr>
       <w:r>
-        <w:t xml:space="preserve">Osipova V.L. Dezinfeksiya: o'quv qo'llanma. — Moskva: GEOTAR-Media, 2009.</w:t>
+        <w:t xml:space="preserve">O'zbekiston Respublikasida profilaktik emlashlar o'tkazish kalendar rejasi va immunizatsiya bo'yicha uslubiy ko'rsatmalar. O'zR Sog'liqni saqlash vazirligi.</w:t>
       </w:r>
     </w:p>
     <w:sectPr>
@@ -605,6 +488,18 @@
       <w:lvlJc w:val="left"/>
       <w:pPr>
         <w:ind w:left="576" w:hanging="316"/>
+      </w:pPr>
+    </w:lvl>
+  </w:abstractNum>
+  <w:abstractNum w:abstractNumId="90">
+    <w:multiLevelType w:val="hybridMultilevel"/>
+    <w:lvl w:ilvl="0">
+      <w:start w:val="1"/>
+      <w:numFmt w:val="decimal"/>
+      <w:lvlText w:val="%1)"/>
+      <w:lvlJc w:val="left"/>
+      <w:pPr>
+        <w:ind w:left="851" w:hanging="425"/>
       </w:pPr>
     </w:lvl>
   </w:abstractNum>
@@ -622,6 +517,18 @@
   </w:num>
   <w:num w:numId="3">
     <w:abstractNumId w:val="4"/>
+    <w:lvlOverride w:ilvl="0">
+      <w:startOverride w:val="1"/>
+    </w:lvlOverride>
+  </w:num>
+  <w:num w:numId="101">
+    <w:abstractNumId w:val="90"/>
+    <w:lvlOverride w:ilvl="0">
+      <w:startOverride w:val="1"/>
+    </w:lvlOverride>
+  </w:num>
+  <w:num w:numId="102">
+    <w:abstractNumId w:val="90"/>
     <w:lvlOverride w:ilvl="0">
       <w:startOverride w:val="1"/>
     </w:lvlOverride>

--- a/javoblar/032.docx
+++ b/javoblar/032.docx
@@ -5,54 +5,94 @@
     <w:p>
       <w:pPr>
         <w:pStyle w:val="Heading1"/>
-        <w:spacing w:after="200"/>
-      </w:pPr>
-      <w:r>
+        <w:spacing w:after="240"/>
+        <w:jc w:val="center"/>
+      </w:pPr>
+      <w:r>
+        <w:rPr>
+          <w:rFonts w:ascii="Times New Roman" w:cs="Times New Roman" w:eastAsia="Times New Roman" w:hAnsi="Times New Roman"/>
+          <w:b/>
+          <w:bCs/>
+          <w:sz w:val="28"/>
+          <w:szCs w:val="28"/>
+        </w:rPr>
         <w:t xml:space="preserve">32. Vaksinalarni saqlash va tashishga qo'yilgan talablar. Sovuqlik zanjiri va uning ahamiyati</w:t>
       </w:r>
     </w:p>
     <w:p>
       <w:pPr>
-        <w:spacing w:after="120"/>
-        <w:jc w:val="both"/>
-      </w:pPr>
-      <w:r>
+        <w:spacing w:after="120" w:line="276"/>
+        <w:ind w:firstLine="567"/>
+        <w:jc w:val="both"/>
+      </w:pPr>
+      <w:r>
+        <w:rPr>
+          <w:rFonts w:ascii="Times New Roman" w:cs="Times New Roman" w:eastAsia="Times New Roman" w:hAnsi="Times New Roman"/>
+          <w:sz w:val="28"/>
+          <w:szCs w:val="28"/>
+        </w:rPr>
         <w:t xml:space="preserve">Vaksinalar — biologik faol immunobiologik preparatlar bo'lib, ularning samaradorligi to'g'ri harorat sharoitida saqlanishiga bevosita bog'liq. Harorat rejimining buzilishi vaksina faolligini (immunogenligini) qaytarib bo'lmas darajada pasaytiradi, natijada emlash samarasiz bo'lib qoladi. Shu sababli vaksinalarni ishlab chiqarilgan joydan emlash nuqtasigacha uzluksiz nazorat qilinadigan harorat sharoitida yetkazish tizimi — sovuqlik zanjiri — immunprofilaktikaning asosiy shartlaridan biridir [1][2]. Vaksinalar yorug'likka ham sezgir bo'lishi mumkin, shu bois ularni to'g'ridan-to'g'ri quyosh nuridan va kuchli sun'iy yorug'likdan himoya qilish talab etiladi. Bu omillarning barchasi vaksinaning biologik faolligini — ya'ni organizmda immun javob uyg'otish qobiliyatini saqlashga qaratilgan.</w:t>
       </w:r>
     </w:p>
     <w:p>
       <w:pPr>
         <w:pStyle w:val="Heading2"/>
-        <w:spacing w:after="80" w:before="160"/>
-      </w:pPr>
-      <w:r>
+        <w:spacing w:after="100" w:before="200"/>
+      </w:pPr>
+      <w:r>
+        <w:rPr>
+          <w:rFonts w:ascii="Times New Roman" w:cs="Times New Roman" w:eastAsia="Times New Roman" w:hAnsi="Times New Roman"/>
+          <w:b/>
+          <w:bCs/>
+          <w:sz w:val="28"/>
+          <w:szCs w:val="28"/>
+        </w:rPr>
         <w:t xml:space="preserve">Sovuqlik zanjiri tushunchasi</w:t>
       </w:r>
     </w:p>
     <w:p>
       <w:pPr>
-        <w:spacing w:after="120"/>
-        <w:jc w:val="both"/>
-      </w:pPr>
-      <w:r>
+        <w:spacing w:after="120" w:line="276"/>
+        <w:ind w:firstLine="567"/>
+        <w:jc w:val="both"/>
+      </w:pPr>
+      <w:r>
+        <w:rPr>
+          <w:rFonts w:ascii="Times New Roman" w:cs="Times New Roman" w:eastAsia="Times New Roman" w:hAnsi="Times New Roman"/>
+          <w:sz w:val="28"/>
+          <w:szCs w:val="28"/>
+        </w:rPr>
         <w:t xml:space="preserve">Sovuqlik zanjiri — vaksinalarni ishlab chiqaruvchidan to iste'molchiga (emlanuvchiga) qadar barcha bosqichlarda JSST tomonidan tavsiya etilgan harorat oralig'ida saqlash va tashishni ta'minlovchi uzluksiz tizimdir [2]. Bu tizim o'zaro bog'langan jihozlar, tashish vositalari, malakali xodimlar va nazorat tartiblaridan iborat. Zanjirning uzluksizligi — uning mohiyati: biror bosqichda harorat buzilsa, butun zanjir buzilgan hisoblanadi. Jahon sog'liqni saqlash tashkiloti va JSSTning Kengaytirilgan immunizatsiya dasturi (EPI) sovuqlik zanjiriga qat'iy talablar qo'yadi [2]. Sovuqlik zanjiri uch tarkibiy qismdan iborat deb qaraladi: jihozlar (sovutuvchi uskunalar), tashish vositalari va malakali kadrlar hamda nazorat tartiblari. Ularning har biri uzluksiz ishlashi zarur, aks holda vaksina sifati xavf ostida qoladi. Milliy darajadan tuman va qishloq darajasigacha bo'lgan har bir bo'g'inda harorat rejimi saqlanishi kerak.</w:t>
       </w:r>
     </w:p>
     <w:p>
       <w:pPr>
         <w:pStyle w:val="Heading2"/>
-        <w:spacing w:after="80" w:before="160"/>
-      </w:pPr>
-      <w:r>
+        <w:spacing w:after="100" w:before="200"/>
+      </w:pPr>
+      <w:r>
+        <w:rPr>
+          <w:rFonts w:ascii="Times New Roman" w:cs="Times New Roman" w:eastAsia="Times New Roman" w:hAnsi="Times New Roman"/>
+          <w:b/>
+          <w:bCs/>
+          <w:sz w:val="28"/>
+          <w:szCs w:val="28"/>
+        </w:rPr>
         <w:t xml:space="preserve">Saqlash harorati</w:t>
       </w:r>
     </w:p>
     <w:p>
       <w:pPr>
-        <w:spacing w:after="120"/>
-        <w:jc w:val="both"/>
-      </w:pPr>
-      <w:r>
+        <w:spacing w:after="120" w:line="276"/>
+        <w:ind w:firstLine="567"/>
+        <w:jc w:val="both"/>
+      </w:pPr>
+      <w:r>
+        <w:rPr>
+          <w:rFonts w:ascii="Times New Roman" w:cs="Times New Roman" w:eastAsia="Times New Roman" w:hAnsi="Times New Roman"/>
+          <w:sz w:val="28"/>
+          <w:szCs w:val="28"/>
+        </w:rPr>
         <w:t xml:space="preserve">Ko'pchilik vaksinalar uchun standart saqlash harorati +2°C dan +8°C gacha bo'lgan oraliqdir [2]. Ayrim vaksinalar o'ta past haroratni talab qiladi: masalan, ba'zi mRNK vaksinalar -60°C dan -80°C gacha haroratda saqlanadi va eritilgach cheklangan muddat ichida ishlatilishi kerak [2]. O'ta past haroratni talab qiluvchi vaksinalar maxsus ultra-sovutuvchi jihozlar va quruq muz yordamida saqlanadi hamda tashiladi. Vaksinalarni saqlashda quyidagi asosiy tamoyillarga rioya qilinadi:</w:t>
       </w:r>
     </w:p>
@@ -61,11 +101,17 @@
         <w:pStyle w:val="ListParagraph"/>
         <w:numPr>
           <w:ilvl w:val="0"/>
-          <w:numId w:val="101"/>
-        </w:numPr>
-        <w:spacing w:after="40"/>
-      </w:pPr>
-      <w:r>
+          <w:numId w:val="2"/>
+        </w:numPr>
+        <w:spacing w:after="60" w:line="276"/>
+        <w:jc w:val="both"/>
+      </w:pPr>
+      <w:r>
+        <w:rPr>
+          <w:rFonts w:ascii="Times New Roman" w:cs="Times New Roman" w:eastAsia="Times New Roman" w:hAnsi="Times New Roman"/>
+          <w:sz w:val="28"/>
+          <w:szCs w:val="28"/>
+        </w:rPr>
         <w:t xml:space="preserve">harorat belgilangan oraliqda, uzluksiz ushlab turilishi;</w:t>
       </w:r>
     </w:p>
@@ -74,11 +120,17 @@
         <w:pStyle w:val="ListParagraph"/>
         <w:numPr>
           <w:ilvl w:val="0"/>
-          <w:numId w:val="101"/>
-        </w:numPr>
-        <w:spacing w:after="40"/>
-      </w:pPr>
-      <w:r>
+          <w:numId w:val="2"/>
+        </w:numPr>
+        <w:spacing w:after="60" w:line="276"/>
+        <w:jc w:val="both"/>
+      </w:pPr>
+      <w:r>
+        <w:rPr>
+          <w:rFonts w:ascii="Times New Roman" w:cs="Times New Roman" w:eastAsia="Times New Roman" w:hAnsi="Times New Roman"/>
+          <w:sz w:val="28"/>
+          <w:szCs w:val="28"/>
+        </w:rPr>
         <w:t xml:space="preserve">aksariyat vaksinalarni muzlatish qat'iyan taqiqlanishi (muzlash adsorbsiyalangan vaksinalarni buzadi);</w:t>
       </w:r>
     </w:p>
@@ -87,11 +139,17 @@
         <w:pStyle w:val="ListParagraph"/>
         <w:numPr>
           <w:ilvl w:val="0"/>
-          <w:numId w:val="101"/>
-        </w:numPr>
-        <w:spacing w:after="40"/>
-      </w:pPr>
-      <w:r>
+          <w:numId w:val="2"/>
+        </w:numPr>
+        <w:spacing w:after="60" w:line="276"/>
+        <w:jc w:val="both"/>
+      </w:pPr>
+      <w:r>
+        <w:rPr>
+          <w:rFonts w:ascii="Times New Roman" w:cs="Times New Roman" w:eastAsia="Times New Roman" w:hAnsi="Times New Roman"/>
+          <w:sz w:val="28"/>
+          <w:szCs w:val="28"/>
+        </w:rPr>
         <w:t xml:space="preserve">vaksinalarni muddati bo'yicha, avval yaroqlilik muddati tugaydiganini oldin ishlatish tartibida joylashtirish;</w:t>
       </w:r>
     </w:p>
@@ -100,38 +158,63 @@
         <w:pStyle w:val="ListParagraph"/>
         <w:numPr>
           <w:ilvl w:val="0"/>
-          <w:numId w:val="101"/>
-        </w:numPr>
-        <w:spacing w:after="40"/>
-      </w:pPr>
-      <w:r>
+          <w:numId w:val="2"/>
+        </w:numPr>
+        <w:spacing w:after="60" w:line="276"/>
+        <w:jc w:val="both"/>
+      </w:pPr>
+      <w:r>
+        <w:rPr>
+          <w:rFonts w:ascii="Times New Roman" w:cs="Times New Roman" w:eastAsia="Times New Roman" w:hAnsi="Times New Roman"/>
+          <w:sz w:val="28"/>
+          <w:szCs w:val="28"/>
+        </w:rPr>
         <w:t xml:space="preserve">muzlatgichda vaksinalarni havo aylanishini ta'minlab, devorlarga tegizmay saqlash.</w:t>
       </w:r>
     </w:p>
     <w:p>
       <w:pPr>
-        <w:spacing w:after="120"/>
-        <w:jc w:val="both"/>
-      </w:pPr>
-      <w:r>
+        <w:spacing w:after="120" w:line="276"/>
+        <w:ind w:firstLine="567"/>
+        <w:jc w:val="both"/>
+      </w:pPr>
+      <w:r>
+        <w:rPr>
+          <w:rFonts w:ascii="Times New Roman" w:cs="Times New Roman" w:eastAsia="Times New Roman" w:hAnsi="Times New Roman"/>
+          <w:sz w:val="28"/>
+          <w:szCs w:val="28"/>
+        </w:rPr>
         <w:t xml:space="preserve">Muzlashga sezgir vaksinalar (masalan, adsorbsiyalangan AKDS, gepatit B, pentavalent) uchun muzlash yuqori haroratdan ko'ra xavfliroq, chunki muzlagan vaksina tashqi ko'rinishidan yaroqli ko'rinsa-da, samaradorligini butunlay yo'qotgan bo'ladi [2]. Muzlash gumoni bo'lgan adsorbsiyalangan vaksinalarni tekshirish uchun maxsus "chayqatish sinovi" (shake test) qo'llaniladi: muzlab, so'ng erigan vaksina cho'kma hosil qiladi va yaroqsiz hisoblanadi. Tirik vaksinalar (masalan, qizamiqqa qarshi) esa aksincha, issiqlikka sezgirroq va muzlatishga chidamli bo'lishi mumkin; shu bois har bir vaksina uchun ishlab chiqaruvchining ko'rsatmalariga rioya qilinadi.</w:t>
       </w:r>
     </w:p>
     <w:p>
       <w:pPr>
         <w:pStyle w:val="Heading2"/>
-        <w:spacing w:after="80" w:before="160"/>
-      </w:pPr>
-      <w:r>
+        <w:spacing w:after="100" w:before="200"/>
+      </w:pPr>
+      <w:r>
+        <w:rPr>
+          <w:rFonts w:ascii="Times New Roman" w:cs="Times New Roman" w:eastAsia="Times New Roman" w:hAnsi="Times New Roman"/>
+          <w:b/>
+          <w:bCs/>
+          <w:sz w:val="28"/>
+          <w:szCs w:val="28"/>
+        </w:rPr>
         <w:t xml:space="preserve">Tashish talablari</w:t>
       </w:r>
     </w:p>
     <w:p>
       <w:pPr>
-        <w:spacing w:after="120"/>
-        <w:jc w:val="both"/>
-      </w:pPr>
-      <w:r>
+        <w:spacing w:after="120" w:line="276"/>
+        <w:ind w:firstLine="567"/>
+        <w:jc w:val="both"/>
+      </w:pPr>
+      <w:r>
+        <w:rPr>
+          <w:rFonts w:ascii="Times New Roman" w:cs="Times New Roman" w:eastAsia="Times New Roman" w:hAnsi="Times New Roman"/>
+          <w:sz w:val="28"/>
+          <w:szCs w:val="28"/>
+        </w:rPr>
         <w:t xml:space="preserve">Vaksinalarni tashishda ham sovuqlik zanjiri saqlanadi. Tashish uchun maxsus jihozlar qo'llaniladi:</w:t>
       </w:r>
     </w:p>
@@ -140,11 +223,17 @@
         <w:pStyle w:val="ListParagraph"/>
         <w:numPr>
           <w:ilvl w:val="0"/>
-          <w:numId w:val="102"/>
-        </w:numPr>
-        <w:spacing w:after="40"/>
-      </w:pPr>
-      <w:r>
+          <w:numId w:val="3"/>
+        </w:numPr>
+        <w:spacing w:after="60" w:line="276"/>
+        <w:jc w:val="both"/>
+      </w:pPr>
+      <w:r>
+        <w:rPr>
+          <w:rFonts w:ascii="Times New Roman" w:cs="Times New Roman" w:eastAsia="Times New Roman" w:hAnsi="Times New Roman"/>
+          <w:sz w:val="28"/>
+          <w:szCs w:val="28"/>
+        </w:rPr>
         <w:t xml:space="preserve">sovutuvchi kameralar va muzlatgichli avtomobillar — katta hajmdagi tashish uchun;</w:t>
       </w:r>
     </w:p>
@@ -153,11 +242,17 @@
         <w:pStyle w:val="ListParagraph"/>
         <w:numPr>
           <w:ilvl w:val="0"/>
-          <w:numId w:val="102"/>
-        </w:numPr>
-        <w:spacing w:after="40"/>
-      </w:pPr>
-      <w:r>
+          <w:numId w:val="3"/>
+        </w:numPr>
+        <w:spacing w:after="60" w:line="276"/>
+        <w:jc w:val="both"/>
+      </w:pPr>
+      <w:r>
+        <w:rPr>
+          <w:rFonts w:ascii="Times New Roman" w:cs="Times New Roman" w:eastAsia="Times New Roman" w:hAnsi="Times New Roman"/>
+          <w:sz w:val="28"/>
+          <w:szCs w:val="28"/>
+        </w:rPr>
         <w:t xml:space="preserve">termokonteyner va sovutuvchi qutilar (cold box) — o'rta masofa uchun;</w:t>
       </w:r>
     </w:p>
@@ -166,11 +261,17 @@
         <w:pStyle w:val="ListParagraph"/>
         <w:numPr>
           <w:ilvl w:val="0"/>
-          <w:numId w:val="102"/>
-        </w:numPr>
-        <w:spacing w:after="40"/>
-      </w:pPr>
-      <w:r>
+          <w:numId w:val="3"/>
+        </w:numPr>
+        <w:spacing w:after="60" w:line="276"/>
+        <w:jc w:val="both"/>
+      </w:pPr>
+      <w:r>
+        <w:rPr>
+          <w:rFonts w:ascii="Times New Roman" w:cs="Times New Roman" w:eastAsia="Times New Roman" w:hAnsi="Times New Roman"/>
+          <w:sz w:val="28"/>
+          <w:szCs w:val="28"/>
+        </w:rPr>
         <w:t xml:space="preserve">vaksina tashish sumkalari (vaccine carrier) — emlash nuqtasigacha olib borish uchun;</w:t>
       </w:r>
     </w:p>
@@ -179,83 +280,301 @@
         <w:pStyle w:val="ListParagraph"/>
         <w:numPr>
           <w:ilvl w:val="0"/>
-          <w:numId w:val="102"/>
-        </w:numPr>
-        <w:spacing w:after="40"/>
-      </w:pPr>
-      <w:r>
+          <w:numId w:val="3"/>
+        </w:numPr>
+        <w:spacing w:after="60" w:line="276"/>
+        <w:jc w:val="both"/>
+      </w:pPr>
+      <w:r>
+        <w:rPr>
+          <w:rFonts w:ascii="Times New Roman" w:cs="Times New Roman" w:eastAsia="Times New Roman" w:hAnsi="Times New Roman"/>
+          <w:sz w:val="28"/>
+          <w:szCs w:val="28"/>
+        </w:rPr>
         <w:t xml:space="preserve">muzli akkumulyatorlar (ice-pack) — haroratni ushlab turuvchi element.</w:t>
       </w:r>
     </w:p>
     <w:p>
       <w:pPr>
-        <w:spacing w:after="120"/>
-        <w:jc w:val="both"/>
-      </w:pPr>
-      <w:r>
+        <w:spacing w:after="120" w:line="276"/>
+        <w:ind w:firstLine="567"/>
+        <w:jc w:val="both"/>
+      </w:pPr>
+      <w:r>
+        <w:rPr>
+          <w:rFonts w:ascii="Times New Roman" w:cs="Times New Roman" w:eastAsia="Times New Roman" w:hAnsi="Times New Roman"/>
+          <w:sz w:val="28"/>
+          <w:szCs w:val="28"/>
+        </w:rPr>
         <w:t xml:space="preserve">Tashish davomida harorat indikatorlari va muzlashdan himoyalovchi vositalar ishlatiladi. JSST muzlashning oldini oluvchi maxsus sovutuvchi qutilar va sumkalarni tavsiya etadi, chunki muzlash vaksina uchun jiddiy xavf tug'diradi [2]. Tashish vaqti imkon qadar qisqartiriladi, muz akkumulyatorlari esa oldindan to'g'ri konditsiyalanadi — ya'ni muzdan chiqarilib, ularning sirtida kondensat paydo bo'lguncha ushlab turiladi, shunda vaksina haddan ortiq sovib muzlab qolmaydi. Emlash seansi davomida ochilgan vaksinalar sovutuvchi element ustida saqlanadi va belgilangan vaqtdan oshib ketganlar ishlatilmaydi.</w:t>
       </w:r>
     </w:p>
     <w:p>
       <w:pPr>
         <w:pStyle w:val="Heading2"/>
-        <w:spacing w:after="80" w:before="160"/>
-      </w:pPr>
-      <w:r>
+        <w:spacing w:after="100" w:before="200"/>
+      </w:pPr>
+      <w:r>
+        <w:rPr>
+          <w:rFonts w:ascii="Times New Roman" w:cs="Times New Roman" w:eastAsia="Times New Roman" w:hAnsi="Times New Roman"/>
+          <w:b/>
+          <w:bCs/>
+          <w:sz w:val="28"/>
+          <w:szCs w:val="28"/>
+        </w:rPr>
         <w:t xml:space="preserve">Harorat nazorati</w:t>
       </w:r>
     </w:p>
     <w:p>
       <w:pPr>
-        <w:spacing w:after="120"/>
-        <w:jc w:val="both"/>
-      </w:pPr>
-      <w:r>
+        <w:spacing w:after="120" w:line="276"/>
+        <w:ind w:firstLine="567"/>
+        <w:jc w:val="both"/>
+      </w:pPr>
+      <w:r>
+        <w:rPr>
+          <w:rFonts w:ascii="Times New Roman" w:cs="Times New Roman" w:eastAsia="Times New Roman" w:hAnsi="Times New Roman"/>
+          <w:sz w:val="28"/>
+          <w:szCs w:val="28"/>
+        </w:rPr>
         <w:t xml:space="preserve">Sovuqlik zanjirining ishonchliligi doimiy harorat nazoratiga asoslanadi. Buning uchun termometrlar, haroratni qayd etuvchi jurnallar, elektron data-loggerlar va vaksina monitoring kartalari (VVM — vaccine vial monitor) ishlatiladi. VVM vaksina flakoniga joylashtirilgan maxsus indikator bo'lib, u vaksina qancha vaqt issiqlikka ta'sirlanganini ko'rsatadi. Harorat buzilishi aniqlansa, tegishli vaksinalar darhol alohida ajratiladi va ularning yaroqliligi ishlab chiqaruvchi ko'rsatmalari asosida baholanadi. Nazorat natijalari muntazam hujjatlashtiriladi [1][2]. Muzlatgichlarda harorat kuniga kamida ikki marta o'lchanib, maxsus jurnalda qayd etiladi; elektr ta'minoti uzilishiga qarshi zaxira manbalar va muz akkumulyatorlari tayyor turadi. Vaksinalarni muzlatgichda to'g'ri joylashtirish ham muhim: eshikdagi javonlarda vaksina saqlanmaydi, chunki u yerda harorat beqaror bo'ladi.</w:t>
       </w:r>
     </w:p>
     <w:p>
       <w:pPr>
         <w:pStyle w:val="Heading2"/>
-        <w:spacing w:after="80" w:before="160"/>
-      </w:pPr>
-      <w:r>
+        <w:spacing w:after="100" w:before="200"/>
+      </w:pPr>
+      <w:r>
+        <w:rPr>
+          <w:rFonts w:ascii="Times New Roman" w:cs="Times New Roman" w:eastAsia="Times New Roman" w:hAnsi="Times New Roman"/>
+          <w:b/>
+          <w:bCs/>
+          <w:sz w:val="28"/>
+          <w:szCs w:val="28"/>
+        </w:rPr>
         <w:t xml:space="preserve">Sovuqlik zanjirining ahamiyati</w:t>
       </w:r>
     </w:p>
     <w:p>
       <w:pPr>
-        <w:spacing w:after="120"/>
-        <w:jc w:val="both"/>
-      </w:pPr>
-      <w:r>
+        <w:spacing w:after="120" w:line="276"/>
+        <w:ind w:firstLine="567"/>
+        <w:jc w:val="both"/>
+      </w:pPr>
+      <w:r>
+        <w:rPr>
+          <w:rFonts w:ascii="Times New Roman" w:cs="Times New Roman" w:eastAsia="Times New Roman" w:hAnsi="Times New Roman"/>
+          <w:sz w:val="28"/>
+          <w:szCs w:val="28"/>
+        </w:rPr>
         <w:t xml:space="preserve">Sovuqlik zanjirining ahamiyati immunprofilaktikaning yakuniy samarasini belgilashida namoyon bo'ladi. Harorat rejimi buzilgan vaksina bilan emlangan shaxs himoyalanmagan bo'lib qoladi, biroq bu rasman emlangan deb hisoblanadi — bu esa aholining haqiqiy immun qatlamini pasaytiradi va boshqariladigan kasalliklarning avj olishiga sabab bo'lishi mumkin. Shu bois sovuqlik zanjiri buzilishi nafaqat vaksinaning iqtisodiy yo'qotilishi, balki jiddiy epidemiologik xavf hamdir. Sovuqlik zanjirini ta'minlash immunprofilaktika dasturining ishonchliligi va aholi ishonchining asosidir [1][2]. Sovuqlik zanjiri buzilishining oldini olish uchun xodimlar maxsus o'qitiladi, jihozlar muntazam texnik ko'rikdan o'tkaziladi va zaxira quvvatlar ta'minlanadi. Shuningdek, vaksinalarni haddan tashqari ko'p zaxiralab qo'ymaslik tavsiya etiladi, chunki bu saqlash xavfini va yaroqlilik muddati o'tib ketish ehtimolini oshiradi. To'g'ri boshqarilgan zaxira va aylanma tizim isrofgarchilikni kamaytiradi.</w:t>
       </w:r>
     </w:p>
     <w:p>
       <w:pPr>
         <w:pStyle w:val="Heading2"/>
-        <w:spacing w:after="80" w:before="160"/>
-      </w:pPr>
-      <w:r>
+        <w:spacing w:after="100" w:before="200"/>
+      </w:pPr>
+      <w:r>
+        <w:rPr>
+          <w:rFonts w:ascii="Times New Roman" w:cs="Times New Roman" w:eastAsia="Times New Roman" w:hAnsi="Times New Roman"/>
+          <w:b/>
+          <w:bCs/>
+          <w:sz w:val="28"/>
+          <w:szCs w:val="28"/>
+        </w:rPr>
+        <w:t xml:space="preserve">Milliy qoidalar bo'yicha saqlash shartlari</w:t>
+      </w:r>
+    </w:p>
+    <w:p>
+      <w:pPr>
+        <w:spacing w:after="120" w:line="276"/>
+        <w:ind w:firstLine="567"/>
+        <w:jc w:val="both"/>
+      </w:pPr>
+      <w:r>
+        <w:rPr>
+          <w:rFonts w:ascii="Times New Roman" w:cs="Times New Roman" w:eastAsia="Times New Roman" w:hAnsi="Times New Roman"/>
+          <w:sz w:val="28"/>
+          <w:szCs w:val="28"/>
+        </w:rPr>
+        <w:t xml:space="preserve">Sanitariya qoidalarida har bir vaksina turi uchun saqlash sharti alohida ko'rsatilgan: faqat OPVni muzlatish mumkin; QPQ, BSJ va rotavirus vaksinalari +2 °C dan +8 °C gacha saqlanadi, muzlatilmaydi; barcha o'ldirilgan, anatoksinli va rekombinant vaksinalarni muzlatish ta'qiqlanadi [3]. Tirik vaksinalar, ayniqsa BSJ va QPQ yorug'likka sezgir, ular muzlatgichning qorong'i joyida saqlanadi, eritgichlar ham muzlab qolmasligi shart [3].</w:t>
+      </w:r>
+    </w:p>
+    <w:p>
+      <w:pPr>
+        <w:spacing w:after="120" w:line="276"/>
+        <w:ind w:firstLine="567"/>
+        <w:jc w:val="both"/>
+      </w:pPr>
+      <w:r>
+        <w:rPr>
+          <w:rFonts w:ascii="Times New Roman" w:cs="Times New Roman" w:eastAsia="Times New Roman" w:hAnsi="Times New Roman"/>
+          <w:sz w:val="28"/>
+          <w:szCs w:val="28"/>
+        </w:rPr>
+        <w:t xml:space="preserve">Amaliy taqdimotda VPCH vaksinasi misolida quyidagi nazorat choralari berilgan [4]:</w:t>
+      </w:r>
+    </w:p>
+    <w:p>
+      <w:pPr>
+        <w:pStyle w:val="ListParagraph"/>
+        <w:numPr>
+          <w:ilvl w:val="0"/>
+          <w:numId w:val="4"/>
+        </w:numPr>
+        <w:spacing w:after="60" w:line="276"/>
+        <w:jc w:val="both"/>
+      </w:pPr>
+      <w:r>
+        <w:rPr>
+          <w:rFonts w:ascii="Times New Roman" w:cs="Times New Roman" w:eastAsia="Times New Roman" w:hAnsi="Times New Roman"/>
+          <w:sz w:val="28"/>
+          <w:szCs w:val="28"/>
+        </w:rPr>
+        <w:t xml:space="preserve">muzlatgich ichidagi haroratni tekshirish;</w:t>
+      </w:r>
+    </w:p>
+    <w:p>
+      <w:pPr>
+        <w:pStyle w:val="ListParagraph"/>
+        <w:numPr>
+          <w:ilvl w:val="0"/>
+          <w:numId w:val="4"/>
+        </w:numPr>
+        <w:spacing w:after="60" w:line="276"/>
+        <w:jc w:val="both"/>
+      </w:pPr>
+      <w:r>
+        <w:rPr>
+          <w:rFonts w:ascii="Times New Roman" w:cs="Times New Roman" w:eastAsia="Times New Roman" w:hAnsi="Times New Roman"/>
+          <w:sz w:val="28"/>
+          <w:szCs w:val="28"/>
+        </w:rPr>
+        <w:t xml:space="preserve">muzlashga shubha bo'lsa chayqatish (shake) sinovini o'tkazish;</w:t>
+      </w:r>
+    </w:p>
+    <w:p>
+      <w:pPr>
+        <w:pStyle w:val="ListParagraph"/>
+        <w:numPr>
+          <w:ilvl w:val="0"/>
+          <w:numId w:val="4"/>
+        </w:numPr>
+        <w:spacing w:after="60" w:line="276"/>
+        <w:jc w:val="both"/>
+      </w:pPr>
+      <w:r>
+        <w:rPr>
+          <w:rFonts w:ascii="Times New Roman" w:cs="Times New Roman" w:eastAsia="Times New Roman" w:hAnsi="Times New Roman"/>
+          <w:sz w:val="28"/>
+          <w:szCs w:val="28"/>
+        </w:rPr>
+        <w:t xml:space="preserve">flakondagi harorat indikatori (FTI) holatini ko'rish;</w:t>
+      </w:r>
+    </w:p>
+    <w:p>
+      <w:pPr>
+        <w:pStyle w:val="ListParagraph"/>
+        <w:numPr>
+          <w:ilvl w:val="0"/>
+          <w:numId w:val="4"/>
+        </w:numPr>
+        <w:spacing w:after="60" w:line="276"/>
+        <w:jc w:val="both"/>
+      </w:pPr>
+      <w:r>
+        <w:rPr>
+          <w:rFonts w:ascii="Times New Roman" w:cs="Times New Roman" w:eastAsia="Times New Roman" w:hAnsi="Times New Roman"/>
+          <w:sz w:val="28"/>
+          <w:szCs w:val="28"/>
+        </w:rPr>
+        <w:t xml:space="preserve">flakonda ko'rsatilgan yaroqlilik muddatini tekshirish;</w:t>
+      </w:r>
+    </w:p>
+    <w:p>
+      <w:pPr>
+        <w:pStyle w:val="ListParagraph"/>
+        <w:numPr>
+          <w:ilvl w:val="0"/>
+          <w:numId w:val="4"/>
+        </w:numPr>
+        <w:spacing w:after="60" w:line="276"/>
+        <w:jc w:val="both"/>
+      </w:pPr>
+      <w:r>
+        <w:rPr>
+          <w:rFonts w:ascii="Times New Roman" w:cs="Times New Roman" w:eastAsia="Times New Roman" w:hAnsi="Times New Roman"/>
+          <w:sz w:val="28"/>
+          <w:szCs w:val="28"/>
+        </w:rPr>
+        <w:t xml:space="preserve">yaroqlilik muddati avvalroq tugaydigan yoki FTI rangi o'zgara boshlagan flakonlarni birinchi ishlatish va muzlatgichning old qismida saqlash;</w:t>
+      </w:r>
+    </w:p>
+    <w:p>
+      <w:pPr>
+        <w:pStyle w:val="ListParagraph"/>
+        <w:numPr>
+          <w:ilvl w:val="0"/>
+          <w:numId w:val="4"/>
+        </w:numPr>
+        <w:spacing w:after="60" w:line="276"/>
+        <w:jc w:val="both"/>
+      </w:pPr>
+      <w:r>
+        <w:rPr>
+          <w:rFonts w:ascii="Times New Roman" w:cs="Times New Roman" w:eastAsia="Times New Roman" w:hAnsi="Times New Roman"/>
+          <w:sz w:val="28"/>
+          <w:szCs w:val="28"/>
+        </w:rPr>
+        <w:t xml:space="preserve">tashishda termokonteyner yoki sumka-sovutgichlardan foydalanish.</w:t>
+      </w:r>
+    </w:p>
+    <w:p>
+      <w:pPr>
+        <w:pStyle w:val="Heading2"/>
+        <w:spacing w:after="100" w:before="200"/>
+      </w:pPr>
+      <w:r>
+        <w:rPr>
+          <w:rFonts w:ascii="Times New Roman" w:cs="Times New Roman" w:eastAsia="Times New Roman" w:hAnsi="Times New Roman"/>
+          <w:b/>
+          <w:bCs/>
+          <w:sz w:val="28"/>
+          <w:szCs w:val="28"/>
+        </w:rPr>
         <w:t xml:space="preserve">Xulosa</w:t>
       </w:r>
     </w:p>
     <w:p>
       <w:pPr>
-        <w:spacing w:after="120"/>
-        <w:jc w:val="both"/>
-      </w:pPr>
-      <w:r>
-        <w:t xml:space="preserve">Vaksinalar samaradorligini saqlashi uchun ularni ishlab chiqarishdan emlashgacha bo'lgan barcha bosqichlarda uzluksiz harorat nazorati ostida — aksariyat vaksinalar uchun +2°C dan +8°C gacha oraliqda saqlash va tashish zarur. Bu uzluksiz tizim sovuqlik zanjiri deb ataladi. Muzlatish ko'pchilik vaksinalar uchun xavfli, harorat nazorati esa maxsus jihozlar va hujjatlashtirish orqali amalga oshiriladi. Sovuqlik zanjirining buzilishi vaksinani yaroqsiz qiladi va epidemiologik xavf tug'diradi; shu bois uning uzluksizligini ta'minlash immunprofilaktikaning hal qiluvchi shartidir. Vrach-epidemiolog uchun sovuqlik zanjiri talablarini bilish va nazorat qilish emlash ishining sifatini kafolatlashning muhim qismidir.</w:t>
+        <w:spacing w:after="120" w:line="276"/>
+        <w:ind w:firstLine="567"/>
+        <w:jc w:val="both"/>
+      </w:pPr>
+      <w:r>
+        <w:rPr>
+          <w:rFonts w:ascii="Times New Roman" w:cs="Times New Roman" w:eastAsia="Times New Roman" w:hAnsi="Times New Roman"/>
+          <w:sz w:val="28"/>
+          <w:szCs w:val="28"/>
+        </w:rPr>
+        <w:t xml:space="preserve">Vaksinalar samaradorligini saqlashi uchun ularni ishlab chiqarishdan emlashgacha bo'lgan barcha bosqichlarda uzluksiz harorat nazorati ostida — aksariyat vaksinalar uchun +2°C dan +8°C gacha oraliqda saqlash va tashish zarur. Bu uzluksiz tizim sovuqlik zanjiri deb ataladi. Muzlatish ko'pchilik vaksinalar uchun xavfli, harorat nazorati esa maxsus jihozlar va hujjatlashtirish orqali amalga oshiriladi. Sovuqlik zanjirining buzilishi vaksinani yaroqsiz qiladi va epidemiologik xavf tug'diradi; shu bois uning uzluksizligini ta'minlash immunprofilaktikaning hal qiluvchi shartidir. Kalendarda OPV, rotavirus, pentavalent, pnevmokokk, QPQ, BSJ, VGB, IPV, ADS-M va VPCH kabi turli vaksinalar borligi [2] har bir turning saqlash shartini alohida bilishni talab qiladi; ularning samaradorligi sovuqlik zanjiriga bog'liq, chunki JSST bolalik vaksinalari yiliga 4 milliondan ortiq hayotni saqlab qolishini ta'kidlaydi [5].</w:t>
       </w:r>
     </w:p>
     <w:p>
       <w:pPr>
         <w:pStyle w:val="Heading2"/>
-        <w:spacing w:after="80" w:before="220"/>
-      </w:pPr>
-      <w:r>
+        <w:spacing w:after="100" w:before="280"/>
+      </w:pPr>
+      <w:r>
+        <w:rPr>
+          <w:rFonts w:ascii="Times New Roman" w:cs="Times New Roman" w:eastAsia="Times New Roman" w:hAnsi="Times New Roman"/>
+          <w:b/>
+          <w:bCs/>
+          <w:sz w:val="28"/>
+          <w:szCs w:val="28"/>
+        </w:rPr>
         <w:t xml:space="preserve">Foydalanilgan adabiyotlar</w:t>
       </w:r>
     </w:p>
@@ -264,11 +583,16 @@
         <w:pStyle w:val="ListParagraph"/>
         <w:numPr>
           <w:ilvl w:val="0"/>
-          <w:numId w:val="3"/>
-        </w:numPr>
-        <w:spacing w:after="40"/>
-      </w:pPr>
-      <w:r>
+          <w:numId w:val="5"/>
+        </w:numPr>
+        <w:spacing w:after="80" w:line="260"/>
+      </w:pPr>
+      <w:r>
+        <w:rPr>
+          <w:rFonts w:ascii="Times New Roman" w:cs="Times New Roman" w:eastAsia="Times New Roman" w:hAnsi="Times New Roman"/>
+          <w:sz w:val="28"/>
+          <w:szCs w:val="28"/>
+        </w:rPr>
         <w:t xml:space="preserve">World Health Organization. Immunization in practice; Safe vaccine handling, cold chain and immunizations. Geneva: WHO. URL: https://www.who.int/teams/immunization-vaccines-and-biologicals</w:t>
       </w:r>
     </w:p>
@@ -277,17 +601,76 @@
         <w:pStyle w:val="ListParagraph"/>
         <w:numPr>
           <w:ilvl w:val="0"/>
-          <w:numId w:val="3"/>
-        </w:numPr>
-        <w:spacing w:after="40"/>
-      </w:pPr>
-      <w:r>
-        <w:t xml:space="preserve">O'zbekiston Respublikasida profilaktik emlashlar o'tkazish kalendar rejasi va immunizatsiya bo'yicha uslubiy ko'rsatmalar. O'zR Sog'liqni saqlash vazirligi.</w:t>
+          <w:numId w:val="5"/>
+        </w:numPr>
+        <w:spacing w:after="80" w:line="260"/>
+      </w:pPr>
+      <w:r>
+        <w:rPr>
+          <w:rFonts w:ascii="Times New Roman" w:cs="Times New Roman" w:eastAsia="Times New Roman" w:hAnsi="Times New Roman"/>
+          <w:sz w:val="28"/>
+          <w:szCs w:val="28"/>
+        </w:rPr>
+        <w:t xml:space="preserve">O'zbekiston Respublikasida profilaktik emlashlar o'tkazish kalendar rejasi (jadval). Manba: xayrullokomilov.uz/kutubxona, material № 1420 (hujjatning tasdiqlovchi organi, sanasi va raqami nusxada ko'rsatilmagan — tasdiqlanmagan).</w:t>
+      </w:r>
+    </w:p>
+    <w:p>
+      <w:pPr>
+        <w:pStyle w:val="ListParagraph"/>
+        <w:numPr>
+          <w:ilvl w:val="0"/>
+          <w:numId w:val="5"/>
+        </w:numPr>
+        <w:spacing w:after="80" w:line="260"/>
+      </w:pPr>
+      <w:r>
+        <w:rPr>
+          <w:rFonts w:ascii="Times New Roman" w:cs="Times New Roman" w:eastAsia="Times New Roman" w:hAnsi="Times New Roman"/>
+          <w:sz w:val="28"/>
+          <w:szCs w:val="28"/>
+        </w:rPr>
+        <w:t xml:space="preserve">SanQvaM № 0239-07/3 "O'zbekiston Respublikasida yuqumli kasalliklar immunoprofilaktikasi" (Bosh davlat sanitariya vrachi tomonidan tasdiqlangan; lex.uz sahifasida 25.07.2017 sanasi ko'rsatilgan). URL: https://lex.uz/docs/5524039. Manba: xayrullokomilov.uz/kutubxona, material № 814 (matn kirill yozuvida; hujjat 1992-yildagi, kuchini yo'qotgan qonunga havola qiladi).</w:t>
+      </w:r>
+    </w:p>
+    <w:p>
+      <w:pPr>
+        <w:pStyle w:val="ListParagraph"/>
+        <w:numPr>
+          <w:ilvl w:val="0"/>
+          <w:numId w:val="5"/>
+        </w:numPr>
+        <w:spacing w:after="80" w:line="260"/>
+      </w:pPr>
+      <w:r>
+        <w:rPr>
+          <w:rFonts w:ascii="Times New Roman" w:cs="Times New Roman" w:eastAsia="Times New Roman" w:hAnsi="Times New Roman"/>
+          <w:sz w:val="28"/>
+          <w:szCs w:val="28"/>
+        </w:rPr>
+        <w:t xml:space="preserve">Sovuqlik zanjiri va amaliy maslahatlar (taqdimot, VPCH vaksinasi misolida). Manba: xayrullokomilov.uz/kutubxona, material № 1397 (muallifi va sanasi ko'rsatilmagan; matn kirill yozuvida).</w:t>
+      </w:r>
+    </w:p>
+    <w:p>
+      <w:pPr>
+        <w:pStyle w:val="ListParagraph"/>
+        <w:numPr>
+          <w:ilvl w:val="0"/>
+          <w:numId w:val="5"/>
+        </w:numPr>
+        <w:spacing w:after="80" w:line="260"/>
+      </w:pPr>
+      <w:r>
+        <w:rPr>
+          <w:rFonts w:ascii="Times New Roman" w:cs="Times New Roman" w:eastAsia="Times New Roman" w:hAnsi="Times New Roman"/>
+          <w:sz w:val="28"/>
+          <w:szCs w:val="28"/>
+        </w:rPr>
+        <w:t xml:space="preserve">World Health Organization. Vaccines and immunization: What is vaccination? URL: https://www.who.int/news-room/questions-and-answers/item/vaccines-and-immunization-what-is-vaccination (kirilgan sana: 30.10.2026).</w:t>
       </w:r>
     </w:p>
     <w:sectPr>
       <w:pgSz w:w="11906" w:h="16838" w:orient="portrait"/>
-      <w:pgMar w:top="1134" w:right="850" w:bottom="1134" w:left="1418" w:header="708" w:footer="708" w:gutter="0"/>
+      <w:pgMar w:top="1134" w:right="850" w:bottom="1134" w:left="1701" w:header="708" w:footer="708" w:gutter="0"/>
       <w:pgNumType/>
       <w:docGrid w:linePitch="360"/>
     </w:sectPr>
@@ -459,12 +842,17 @@
     <w:multiLevelType w:val="hybridMultilevel"/>
     <w:lvl w:ilvl="0" w:tentative="1">
       <w:start w:val="1"/>
-      <w:numFmt w:val="bullet"/>
-      <w:lvlText w:val="•"/>
+      <w:numFmt w:val="decimal"/>
+      <w:lvlText w:val="[%1]"/>
       <w:lvlJc w:val="left"/>
       <w:pPr>
-        <w:ind w:left="576" w:hanging="316"/>
-      </w:pPr>
+        <w:ind w:left="720" w:hanging="720"/>
+      </w:pPr>
+      <w:rPr>
+        <w:rFonts w:ascii="Times New Roman" w:cs="Times New Roman" w:eastAsia="Times New Roman" w:hAnsi="Times New Roman"/>
+        <w:sz w:val="28"/>
+        <w:szCs w:val="28"/>
+      </w:rPr>
     </w:lvl>
   </w:abstractNum>
   <w:abstractNum w:abstractNumId="3" w15:restartNumberingAfterBreak="0">
@@ -472,11 +860,16 @@
     <w:lvl w:ilvl="0" w:tentative="1">
       <w:start w:val="1"/>
       <w:numFmt w:val="decimal"/>
-      <w:lvlText w:val="%1."/>
+      <w:lvlText w:val="%1)"/>
       <w:lvlJc w:val="left"/>
       <w:pPr>
-        <w:ind w:left="576" w:hanging="316"/>
-      </w:pPr>
+        <w:ind w:left="851" w:hanging="425"/>
+      </w:pPr>
+      <w:rPr>
+        <w:rFonts w:ascii="Times New Roman" w:cs="Times New Roman" w:eastAsia="Times New Roman" w:hAnsi="Times New Roman"/>
+        <w:sz w:val="28"/>
+        <w:szCs w:val="28"/>
+      </w:rPr>
     </w:lvl>
   </w:abstractNum>
   <w:abstractNum w:abstractNumId="4" w15:restartNumberingAfterBreak="0">
@@ -484,16 +877,21 @@
     <w:lvl w:ilvl="0" w:tentative="1">
       <w:start w:val="1"/>
       <w:numFmt w:val="decimal"/>
-      <w:lvlText w:val="%1."/>
+      <w:lvlText w:val="%1)"/>
       <w:lvlJc w:val="left"/>
       <w:pPr>
-        <w:ind w:left="576" w:hanging="316"/>
-      </w:pPr>
+        <w:ind w:left="851" w:hanging="425"/>
+      </w:pPr>
+      <w:rPr>
+        <w:rFonts w:ascii="Times New Roman" w:cs="Times New Roman" w:eastAsia="Times New Roman" w:hAnsi="Times New Roman"/>
+        <w:sz w:val="28"/>
+        <w:szCs w:val="28"/>
+      </w:rPr>
     </w:lvl>
   </w:abstractNum>
-  <w:abstractNum w:abstractNumId="90">
+  <w:abstractNum w:abstractNumId="5" w15:restartNumberingAfterBreak="0">
     <w:multiLevelType w:val="hybridMultilevel"/>
-    <w:lvl w:ilvl="0">
+    <w:lvl w:ilvl="0" w:tentative="1">
       <w:start w:val="1"/>
       <w:numFmt w:val="decimal"/>
       <w:lvlText w:val="%1)"/>
@@ -501,6 +899,11 @@
       <w:pPr>
         <w:ind w:left="851" w:hanging="425"/>
       </w:pPr>
+      <w:rPr>
+        <w:rFonts w:ascii="Times New Roman" w:cs="Times New Roman" w:eastAsia="Times New Roman" w:hAnsi="Times New Roman"/>
+        <w:sz w:val="28"/>
+        <w:szCs w:val="28"/>
+      </w:rPr>
     </w:lvl>
   </w:abstractNum>
   <w:num w:numId="1">
@@ -510,7 +913,7 @@
     </w:lvlOverride>
   </w:num>
   <w:num w:numId="2">
-    <w:abstractNumId w:val="2"/>
+    <w:abstractNumId w:val="3"/>
     <w:lvlOverride w:ilvl="0">
       <w:startOverride w:val="1"/>
     </w:lvlOverride>
@@ -521,14 +924,14 @@
       <w:startOverride w:val="1"/>
     </w:lvlOverride>
   </w:num>
-  <w:num w:numId="101">
-    <w:abstractNumId w:val="90"/>
+  <w:num w:numId="4">
+    <w:abstractNumId w:val="5"/>
     <w:lvlOverride w:ilvl="0">
       <w:startOverride w:val="1"/>
     </w:lvlOverride>
   </w:num>
-  <w:num w:numId="102">
-    <w:abstractNumId w:val="90"/>
+  <w:num w:numId="5">
+    <w:abstractNumId w:val="2"/>
     <w:lvlOverride w:ilvl="0">
       <w:startOverride w:val="1"/>
     </w:lvlOverride>
@@ -542,8 +945,8 @@
     <w:rPrDefault>
       <w:rPr>
         <w:rFonts w:ascii="Times New Roman" w:cs="Times New Roman" w:eastAsia="Times New Roman" w:hAnsi="Times New Roman"/>
-        <w:sz w:val="24"/>
-        <w:szCs w:val="24"/>
+        <w:sz w:val="28"/>
+        <w:szCs w:val="28"/>
       </w:rPr>
     </w:rPrDefault>
     <w:pPrDefault/>
@@ -678,7 +1081,7 @@
     <w:unhideWhenUsed/>
     <w:pPr>
       <w:spacing w:after="100"/>
-      <w:ind w:left="240"/>
+      <w:ind w:left="280"/>
     </w:pPr>
   </w:style>
   <w:style w:type="paragraph" w:styleId="TOC3">
@@ -690,7 +1093,7 @@
     <w:unhideWhenUsed/>
     <w:pPr>
       <w:spacing w:after="100"/>
-      <w:ind w:left="480"/>
+      <w:ind w:left="560"/>
     </w:pPr>
   </w:style>
   <w:style w:type="paragraph" w:styleId="TOC4">
@@ -702,7 +1105,7 @@
     <w:unhideWhenUsed/>
     <w:pPr>
       <w:spacing w:after="100"/>
-      <w:ind w:left="720"/>
+      <w:ind w:left="840"/>
     </w:pPr>
   </w:style>
   <w:style w:type="paragraph" w:styleId="TOC5">
@@ -714,7 +1117,7 @@
     <w:unhideWhenUsed/>
     <w:pPr>
       <w:spacing w:after="100"/>
-      <w:ind w:left="960"/>
+      <w:ind w:left="1120"/>
     </w:pPr>
   </w:style>
   <w:style w:type="paragraph" w:styleId="TOC6">
@@ -726,23 +1129,11 @@
     <w:unhideWhenUsed/>
     <w:pPr>
       <w:spacing w:after="100"/>
-      <w:ind w:left="1200"/>
+      <w:ind w:left="1400"/>
     </w:pPr>
   </w:style>
   <w:style w:type="paragraph" w:styleId="TOC7">
     <w:name w:val="toc 7"/>
-    <w:basedOn w:val="Normal"/>
-    <w:next w:val="Normal"/>
-    <w:uiPriority w:val="39"/>
-    <w:semiHidden/>
-    <w:unhideWhenUsed/>
-    <w:pPr>
-      <w:spacing w:after="100"/>
-      <w:ind w:left="1440"/>
-    </w:pPr>
-  </w:style>
-  <w:style w:type="paragraph" w:styleId="TOC8">
-    <w:name w:val="toc 8"/>
     <w:basedOn w:val="Normal"/>
     <w:next w:val="Normal"/>
     <w:uiPriority w:val="39"/>
@@ -753,6 +1144,18 @@
       <w:ind w:left="1680"/>
     </w:pPr>
   </w:style>
+  <w:style w:type="paragraph" w:styleId="TOC8">
+    <w:name w:val="toc 8"/>
+    <w:basedOn w:val="Normal"/>
+    <w:next w:val="Normal"/>
+    <w:uiPriority w:val="39"/>
+    <w:semiHidden/>
+    <w:unhideWhenUsed/>
+    <w:pPr>
+      <w:spacing w:after="100"/>
+      <w:ind w:left="1960"/>
+    </w:pPr>
+  </w:style>
   <w:style w:type="paragraph" w:styleId="TOC9">
     <w:name w:val="toc 9"/>
     <w:basedOn w:val="Normal"/>
@@ -762,7 +1165,7 @@
     <w:unhideWhenUsed/>
     <w:pPr>
       <w:spacing w:after="100"/>
-      <w:ind w:left="1920"/>
+      <w:ind w:left="2240"/>
     </w:pPr>
   </w:style>
   <w:style w:type="character" w:styleId="Hyperlink">
@@ -862,15 +1265,16 @@
     <w:next w:val="Normal"/>
     <w:qFormat/>
     <w:pPr>
-      <w:spacing w:after="200"/>
-      <w:jc w:val="center"/>
+      <w:spacing w:after="240" w:before="0"/>
+      <w:outlineLvl w:val="0"/>
     </w:pPr>
     <w:rPr>
       <w:rFonts w:ascii="Times New Roman" w:cs="Times New Roman" w:eastAsia="Times New Roman" w:hAnsi="Times New Roman"/>
       <w:b/>
       <w:bCs/>
-      <w:sz w:val="28"/>
-      <w:szCs w:val="28"/>
+      <w:color w:val="000000"/>
+      <w:sz w:val="30"/>
+      <w:szCs w:val="30"/>
     </w:rPr>
   </w:style>
   <w:style w:type="paragraph" w:styleId="Heading2">
@@ -878,12 +1282,17 @@
     <w:basedOn w:val="Normal"/>
     <w:next w:val="Normal"/>
     <w:qFormat/>
+    <w:pPr>
+      <w:spacing w:after="100" w:before="200"/>
+      <w:outlineLvl w:val="1"/>
+    </w:pPr>
     <w:rPr>
       <w:rFonts w:ascii="Times New Roman" w:cs="Times New Roman" w:eastAsia="Times New Roman" w:hAnsi="Times New Roman"/>
       <w:b/>
       <w:bCs/>
-      <w:sz w:val="26"/>
-      <w:szCs w:val="26"/>
+      <w:color w:val="000000"/>
+      <w:sz w:val="28"/>
+      <w:szCs w:val="28"/>
     </w:rPr>
   </w:style>
 </w:styles>
